--- a/tasks/1/Task1.docx
+++ b/tasks/1/Task1.docx
@@ -3176,34 +3176,21 @@
       <w:r>
         <w:rPr>
           <w:rFonts w:ascii="Times New Roman" w:eastAsia="Times New Roman" w:hAnsi="Times New Roman" w:cs="Times New Roman"/>
-          <w:lang w:eastAsia="ru-RU"/>
-        </w:rPr>
-        <w:fldChar w:fldCharType="begin"/>
-      </w:r>
-      <w:r>
-        <w:rPr>
-          <w:rFonts w:ascii="Times New Roman" w:eastAsia="Times New Roman" w:hAnsi="Times New Roman" w:cs="Times New Roman"/>
-          <w:lang w:eastAsia="ru-RU"/>
-        </w:rPr>
-        <w:instrText xml:space="preserve"> INCLUDEPICTURE "https://th.bing.com/th/id/OIG.TM0OQ_RbeTT9p2KlBgC7?pid=ImgGn" \* MERGEFORMATINET </w:instrText>
-      </w:r>
-      <w:r>
-        <w:rPr>
-          <w:rFonts w:ascii="Times New Roman" w:eastAsia="Times New Roman" w:hAnsi="Times New Roman" w:cs="Times New Roman"/>
-          <w:lang w:eastAsia="ru-RU"/>
-        </w:rPr>
-        <w:fldChar w:fldCharType="separate"/>
-      </w:r>
-      <w:r>
-        <w:rPr>
-          <w:rFonts w:ascii="Times New Roman" w:eastAsia="Times New Roman" w:hAnsi="Times New Roman" w:cs="Times New Roman"/>
           <w:noProof/>
           <w:lang w:eastAsia="ru-RU"/>
         </w:rPr>
         <w:drawing>
-          <wp:inline distT="0" distB="0" distL="0" distR="0" wp14:anchorId="68FC85A8" wp14:editId="3AA05FBD">
-            <wp:extent cx="2297723" cy="2297723"/>
-            <wp:effectExtent l="0" t="0" r="1270" b="1270"/>
+          <wp:anchor distT="0" distB="0" distL="114300" distR="114300" simplePos="0" relativeHeight="251658240" behindDoc="1" locked="0" layoutInCell="1" allowOverlap="1" wp14:anchorId="68FC85A8" wp14:editId="14D8791B">
+            <wp:simplePos x="0" y="0"/>
+            <wp:positionH relativeFrom="column">
+              <wp:posOffset>3677036</wp:posOffset>
+            </wp:positionH>
+            <wp:positionV relativeFrom="paragraph">
+              <wp:posOffset>142489</wp:posOffset>
+            </wp:positionV>
+            <wp:extent cx="2297430" cy="2297430"/>
+            <wp:effectExtent l="0" t="0" r="7620" b="7620"/>
+            <wp:wrapNone/>
             <wp:docPr id="1" name="Рисунок 1" descr="virtual reality computer club"/>
             <wp:cNvGraphicFramePr>
               <a:graphicFrameLocks xmlns:a="http://schemas.openxmlformats.org/drawingml/2006/main" noChangeAspect="1"/>
@@ -3233,7 +3220,7 @@
                   <pic:spPr bwMode="auto">
                     <a:xfrm>
                       <a:off x="0" y="0"/>
-                      <a:ext cx="2310836" cy="2310836"/>
+                      <a:ext cx="2297430" cy="2297430"/>
                     </a:xfrm>
                     <a:prstGeom prst="rect">
                       <a:avLst/>
@@ -3246,8 +3233,35 @@
                 </pic:pic>
               </a:graphicData>
             </a:graphic>
-          </wp:inline>
+            <wp14:sizeRelH relativeFrom="page">
+              <wp14:pctWidth>0</wp14:pctWidth>
+            </wp14:sizeRelH>
+            <wp14:sizeRelV relativeFrom="page">
+              <wp14:pctHeight>0</wp14:pctHeight>
+            </wp14:sizeRelV>
+          </wp:anchor>
         </w:drawing>
+      </w:r>
+      <w:r>
+        <w:rPr>
+          <w:rFonts w:ascii="Times New Roman" w:eastAsia="Times New Roman" w:hAnsi="Times New Roman" w:cs="Times New Roman"/>
+          <w:lang w:eastAsia="ru-RU"/>
+        </w:rPr>
+        <w:fldChar w:fldCharType="begin"/>
+      </w:r>
+      <w:r>
+        <w:rPr>
+          <w:rFonts w:ascii="Times New Roman" w:eastAsia="Times New Roman" w:hAnsi="Times New Roman" w:cs="Times New Roman"/>
+          <w:lang w:eastAsia="ru-RU"/>
+        </w:rPr>
+        <w:instrText xml:space="preserve"> INCLUDEPICTURE "https://th.bing.com/th/id/OIG.TM0OQ_RbeTT9p2KlBgC7?pid=ImgGn" \* MERGEFORMATINET </w:instrText>
+      </w:r>
+      <w:r>
+        <w:rPr>
+          <w:rFonts w:ascii="Times New Roman" w:eastAsia="Times New Roman" w:hAnsi="Times New Roman" w:cs="Times New Roman"/>
+          <w:lang w:eastAsia="ru-RU"/>
+        </w:rPr>
+        <w:fldChar w:fldCharType="separate"/>
       </w:r>
       <w:r>
         <w:rPr>
@@ -3282,6 +3296,100 @@
           <w:lang w:val="en-US"/>
         </w:rPr>
       </w:pPr>
+      <w:r>
+        <w:rPr>
+          <w:rFonts w:ascii="Times New Roman" w:hAnsi="Times New Roman" w:cs="Times New Roman"/>
+          <w:lang w:val="en-US"/>
+        </w:rPr>
+        <w:t>1)</w:t>
+      </w:r>
+      <w:r>
+        <w:rPr>
+          <w:rFonts w:ascii="Times New Roman" w:hAnsi="Times New Roman" w:cs="Times New Roman"/>
+          <w:lang w:val="en-US"/>
+        </w:rPr>
+        <w:t xml:space="preserve"> </w:t>
+      </w:r>
+      <w:r>
+        <w:rPr>
+          <w:rFonts w:ascii="Times New Roman" w:hAnsi="Times New Roman" w:cs="Times New Roman"/>
+          <w:lang w:val="en-US"/>
+        </w:rPr>
+        <w:t>location</w:t>
+      </w:r>
+    </w:p>
+    <w:p>
+      <w:pPr>
+        <w:rPr>
+          <w:rFonts w:ascii="Times New Roman" w:hAnsi="Times New Roman" w:cs="Times New Roman"/>
+          <w:lang w:val="en-US"/>
+        </w:rPr>
+      </w:pPr>
+      <w:r>
+        <w:rPr>
+          <w:rFonts w:ascii="Times New Roman" w:hAnsi="Times New Roman" w:cs="Times New Roman"/>
+          <w:lang w:val="en-US"/>
+        </w:rPr>
+        <w:t>2) variety of games</w:t>
+      </w:r>
+    </w:p>
+    <w:p>
+      <w:pPr>
+        <w:rPr>
+          <w:rFonts w:ascii="Times New Roman" w:hAnsi="Times New Roman" w:cs="Times New Roman"/>
+          <w:lang w:val="en-US"/>
+        </w:rPr>
+      </w:pPr>
+      <w:r>
+        <w:rPr>
+          <w:rFonts w:ascii="Times New Roman" w:hAnsi="Times New Roman" w:cs="Times New Roman"/>
+          <w:lang w:val="en-US"/>
+        </w:rPr>
+        <w:t>3)</w:t>
+      </w:r>
+      <w:r>
+        <w:rPr>
+          <w:rFonts w:ascii="Times New Roman" w:hAnsi="Times New Roman" w:cs="Times New Roman"/>
+          <w:lang w:val="en-US"/>
+        </w:rPr>
+        <w:t xml:space="preserve"> </w:t>
+      </w:r>
+      <w:r>
+        <w:rPr>
+          <w:rFonts w:ascii="Times New Roman" w:hAnsi="Times New Roman" w:cs="Times New Roman"/>
+          <w:lang w:val="en-US"/>
+        </w:rPr>
+        <w:t>opening hours</w:t>
+      </w:r>
+    </w:p>
+    <w:p>
+      <w:pPr>
+        <w:rPr>
+          <w:rFonts w:ascii="Times New Roman" w:hAnsi="Times New Roman" w:cs="Times New Roman"/>
+          <w:lang w:val="en-US"/>
+        </w:rPr>
+      </w:pPr>
+      <w:r>
+        <w:rPr>
+          <w:rFonts w:ascii="Times New Roman" w:hAnsi="Times New Roman" w:cs="Times New Roman"/>
+          <w:lang w:val="en-US"/>
+        </w:rPr>
+        <w:t>4)</w:t>
+      </w:r>
+      <w:r>
+        <w:rPr>
+          <w:rFonts w:ascii="Times New Roman" w:hAnsi="Times New Roman" w:cs="Times New Roman"/>
+          <w:lang w:val="en-US"/>
+        </w:rPr>
+        <w:t xml:space="preserve"> </w:t>
+      </w:r>
+      <w:r>
+        <w:rPr>
+          <w:rFonts w:ascii="Times New Roman" w:hAnsi="Times New Roman" w:cs="Times New Roman"/>
+          <w:lang w:val="en-US"/>
+        </w:rPr>
+        <w:t>price per hour'</w:t>
+      </w:r>
     </w:p>
     <w:p>
       <w:pPr>
@@ -3300,28 +3408,15 @@
           <w:lang w:val="en-US"/>
         </w:rPr>
       </w:pPr>
-      <w:r>
+    </w:p>
+    <w:p>
+      <w:pPr>
         <w:rPr>
           <w:rFonts w:ascii="Times New Roman" w:hAnsi="Times New Roman" w:cs="Times New Roman"/>
           <w:b/>
           <w:bCs/>
           <w:lang w:val="en-US"/>
         </w:rPr>
-        <w:t>You have 20 seconds to ask each question.</w:t>
-      </w:r>
-    </w:p>
-    <w:p>
-      <w:pPr>
-        <w:rPr>
-          <w:lang w:val="en-US"/>
-        </w:rPr>
-      </w:pPr>
-    </w:p>
-    <w:p>
-      <w:pPr>
-        <w:rPr>
-          <w:lang w:val="en-US"/>
-        </w:rPr>
       </w:pPr>
     </w:p>
     <w:p>
@@ -3333,15 +3428,16 @@
           <w:lang w:val="en-US"/>
         </w:rPr>
       </w:pPr>
-      <w:r>
+    </w:p>
+    <w:p>
+      <w:pPr>
         <w:rPr>
           <w:rFonts w:ascii="Times New Roman" w:hAnsi="Times New Roman" w:cs="Times New Roman"/>
           <w:b/>
           <w:bCs/>
           <w:lang w:val="en-US"/>
         </w:rPr>
-        <w:t>Task 3. You</w:t>
-      </w:r>
+      </w:pPr>
     </w:p>
     <w:p>
       <w:pPr>
@@ -3352,15 +3448,16 @@
           <w:lang w:val="en-US"/>
         </w:rPr>
       </w:pPr>
-      <w:r>
+    </w:p>
+    <w:p>
+      <w:pPr>
         <w:rPr>
           <w:rFonts w:ascii="Times New Roman" w:hAnsi="Times New Roman" w:cs="Times New Roman"/>
           <w:b/>
           <w:bCs/>
           <w:lang w:val="en-US"/>
         </w:rPr>
-        <w:t>are going to give an interview. You have to answer five questions. Give full answers to the questions (2-3 sentences).</w:t>
-      </w:r>
+      </w:pPr>
     </w:p>
     <w:p>
       <w:pPr>
@@ -3371,24 +3468,38 @@
           <w:lang w:val="en-US"/>
         </w:rPr>
       </w:pPr>
-      <w:r>
+    </w:p>
+    <w:p>
+      <w:pPr>
         <w:rPr>
           <w:rFonts w:ascii="Times New Roman" w:hAnsi="Times New Roman" w:cs="Times New Roman"/>
           <w:b/>
           <w:bCs/>
           <w:lang w:val="en-US"/>
         </w:rPr>
-        <w:t>Remember that you have 40 seconds to answer each question.</w:t>
-      </w:r>
-    </w:p>
-    <w:p>
-      <w:pPr>
+      </w:pPr>
+      <w:r>
         <w:rPr>
           <w:rFonts w:ascii="Times New Roman" w:hAnsi="Times New Roman" w:cs="Times New Roman"/>
           <w:b/>
           <w:bCs/>
           <w:lang w:val="en-US"/>
         </w:rPr>
+        <w:t>You have 20 seconds to ask each question.</w:t>
+      </w:r>
+    </w:p>
+    <w:p>
+      <w:pPr>
+        <w:rPr>
+          <w:lang w:val="en-US"/>
+        </w:rPr>
+      </w:pPr>
+    </w:p>
+    <w:p>
+      <w:pPr>
+        <w:rPr>
+          <w:lang w:val="en-US"/>
+        </w:rPr>
       </w:pPr>
     </w:p>
     <w:p>
@@ -3400,27 +3511,25 @@
           <w:lang w:val="en-US"/>
         </w:rPr>
       </w:pPr>
-    </w:p>
-    <w:p>
-      <w:pPr>
+      <w:r>
         <w:rPr>
           <w:rFonts w:ascii="Times New Roman" w:hAnsi="Times New Roman" w:cs="Times New Roman"/>
           <w:b/>
           <w:bCs/>
           <w:lang w:val="en-US"/>
         </w:rPr>
-      </w:pPr>
-      <w:proofErr w:type="spellStart"/>
-      <w:r>
+        <w:t>Task 3. You</w:t>
+      </w:r>
+    </w:p>
+    <w:p>
+      <w:pPr>
         <w:rPr>
           <w:rFonts w:ascii="Times New Roman" w:hAnsi="Times New Roman" w:cs="Times New Roman"/>
           <w:b/>
           <w:bCs/>
           <w:lang w:val="en-US"/>
         </w:rPr>
-        <w:t>Tapescript</w:t>
-      </w:r>
-      <w:proofErr w:type="spellEnd"/>
+      </w:pPr>
       <w:r>
         <w:rPr>
           <w:rFonts w:ascii="Times New Roman" w:hAnsi="Times New Roman" w:cs="Times New Roman"/>
@@ -3428,6 +3537,76 @@
           <w:bCs/>
           <w:lang w:val="en-US"/>
         </w:rPr>
+        <w:t>are going to give an interview. You have to answer five questions. Give full answers to the questions (2-3 sentences).</w:t>
+      </w:r>
+    </w:p>
+    <w:p>
+      <w:pPr>
+        <w:rPr>
+          <w:rFonts w:ascii="Times New Roman" w:hAnsi="Times New Roman" w:cs="Times New Roman"/>
+          <w:b/>
+          <w:bCs/>
+          <w:lang w:val="en-US"/>
+        </w:rPr>
+      </w:pPr>
+      <w:r>
+        <w:rPr>
+          <w:rFonts w:ascii="Times New Roman" w:hAnsi="Times New Roman" w:cs="Times New Roman"/>
+          <w:b/>
+          <w:bCs/>
+          <w:lang w:val="en-US"/>
+        </w:rPr>
+        <w:t>Remember that you have 40 seconds to answer each question.</w:t>
+      </w:r>
+    </w:p>
+    <w:p>
+      <w:pPr>
+        <w:rPr>
+          <w:rFonts w:ascii="Times New Roman" w:hAnsi="Times New Roman" w:cs="Times New Roman"/>
+          <w:b/>
+          <w:bCs/>
+          <w:lang w:val="en-US"/>
+        </w:rPr>
+      </w:pPr>
+    </w:p>
+    <w:p>
+      <w:pPr>
+        <w:rPr>
+          <w:rFonts w:ascii="Times New Roman" w:hAnsi="Times New Roman" w:cs="Times New Roman"/>
+          <w:b/>
+          <w:bCs/>
+          <w:lang w:val="en-US"/>
+        </w:rPr>
+      </w:pPr>
+    </w:p>
+    <w:p>
+      <w:pPr>
+        <w:rPr>
+          <w:rFonts w:ascii="Times New Roman" w:hAnsi="Times New Roman" w:cs="Times New Roman"/>
+          <w:b/>
+          <w:bCs/>
+          <w:lang w:val="en-US"/>
+        </w:rPr>
+      </w:pPr>
+      <w:proofErr w:type="spellStart"/>
+      <w:r>
+        <w:rPr>
+          <w:rFonts w:ascii="Times New Roman" w:hAnsi="Times New Roman" w:cs="Times New Roman"/>
+          <w:b/>
+          <w:bCs/>
+          <w:lang w:val="en-US"/>
+        </w:rPr>
+        <w:lastRenderedPageBreak/>
+        <w:t>Tapescript</w:t>
+      </w:r>
+      <w:proofErr w:type="spellEnd"/>
+      <w:r>
+        <w:rPr>
+          <w:rFonts w:ascii="Times New Roman" w:hAnsi="Times New Roman" w:cs="Times New Roman"/>
+          <w:b/>
+          <w:bCs/>
+          <w:lang w:val="en-US"/>
+        </w:rPr>
         <w:t xml:space="preserve"> for Task 3</w:t>
       </w:r>
     </w:p>
@@ -3465,7 +3644,23 @@
           <w:rFonts w:ascii="Times New Roman" w:hAnsi="Times New Roman" w:cs="Times New Roman"/>
           <w:lang w:val="en-US"/>
         </w:rPr>
-        <w:t xml:space="preserve"> It's the Teenagers Round the World Channel. Our guest today is a teenager from Russia and we are going to discuss the choice of a future career. We'd like to know our guest's point of view on this is</w:t>
+        <w:t xml:space="preserve"> It's the Teenagers Round the World Channel. Our guest today is a teenager from Russia and we are going to discuss</w:t>
+      </w:r>
+      <w:r>
+        <w:rPr>
+          <w:rFonts w:ascii="Times New Roman" w:hAnsi="Times New Roman" w:cs="Times New Roman"/>
+          <w:lang w:val="en-US"/>
+        </w:rPr>
+        <w:t xml:space="preserve"> gadgets</w:t>
+      </w:r>
+      <w:bookmarkStart w:id="0" w:name="_GoBack"/>
+      <w:bookmarkEnd w:id="0"/>
+      <w:r>
+        <w:rPr>
+          <w:rFonts w:ascii="Times New Roman" w:hAnsi="Times New Roman" w:cs="Times New Roman"/>
+          <w:lang w:val="en-US"/>
+        </w:rPr>
+        <w:t>. We'd like to know our guest's point of view on this is</w:t>
       </w:r>
       <w:r>
         <w:rPr>
@@ -4165,8 +4360,6 @@
           <w:lang w:val="en-US"/>
         </w:rPr>
       </w:pPr>
-      <w:bookmarkStart w:id="0" w:name="_GoBack"/>
-      <w:bookmarkEnd w:id="0"/>
     </w:p>
     <w:tbl>
       <w:tblPr>
@@ -4270,14 +4463,27 @@
             <w:r>
               <w:t xml:space="preserve"> </w:t>
             </w:r>
-            <w:fldSimple w:instr=" SEQ Photo \* ARABIC ">
-              <w:r>
-                <w:rPr>
-                  <w:noProof/>
-                </w:rPr>
-                <w:t>1</w:t>
-              </w:r>
-            </w:fldSimple>
+            <w:r>
+              <w:fldChar w:fldCharType="begin"/>
+            </w:r>
+            <w:r>
+              <w:instrText xml:space="preserve"> SEQ Photo \* ARABIC </w:instrText>
+            </w:r>
+            <w:r>
+              <w:fldChar w:fldCharType="separate"/>
+            </w:r>
+            <w:r>
+              <w:rPr>
+                <w:noProof/>
+              </w:rPr>
+              <w:t>1</w:t>
+            </w:r>
+            <w:r>
+              <w:rPr>
+                <w:noProof/>
+              </w:rPr>
+              <w:fldChar w:fldCharType="end"/>
+            </w:r>
           </w:p>
         </w:tc>
         <w:tc>
@@ -4363,14 +4569,27 @@
             <w:r>
               <w:t xml:space="preserve"> </w:t>
             </w:r>
-            <w:fldSimple w:instr=" SEQ Photo \* ARABIC ">
-              <w:r>
-                <w:rPr>
-                  <w:noProof/>
-                </w:rPr>
-                <w:t>2</w:t>
-              </w:r>
-            </w:fldSimple>
+            <w:r>
+              <w:fldChar w:fldCharType="begin"/>
+            </w:r>
+            <w:r>
+              <w:instrText xml:space="preserve"> SEQ Photo \* ARABIC </w:instrText>
+            </w:r>
+            <w:r>
+              <w:fldChar w:fldCharType="separate"/>
+            </w:r>
+            <w:r>
+              <w:rPr>
+                <w:noProof/>
+              </w:rPr>
+              <w:t>2</w:t>
+            </w:r>
+            <w:r>
+              <w:rPr>
+                <w:noProof/>
+              </w:rPr>
+              <w:fldChar w:fldCharType="end"/>
+            </w:r>
           </w:p>
         </w:tc>
       </w:tr>
@@ -4382,86 +4601,6 @@
           <w:b/>
           <w:bCs/>
           <w:lang w:val="en-US"/>
-        </w:rPr>
-      </w:pPr>
-    </w:p>
-    <w:p>
-      <w:pPr>
-        <w:rPr>
-          <w:rFonts w:ascii="Times New Roman" w:hAnsi="Times New Roman" w:cs="Times New Roman"/>
-          <w:lang w:val="en-US"/>
-        </w:rPr>
-      </w:pPr>
-    </w:p>
-    <w:p>
-      <w:pPr>
-        <w:rPr>
-          <w:rFonts w:ascii="Times New Roman" w:eastAsia="Times New Roman" w:hAnsi="Times New Roman" w:cs="Times New Roman"/>
-          <w:lang w:eastAsia="ru-RU"/>
-        </w:rPr>
-      </w:pPr>
-      <w:r>
-        <w:rPr>
-          <w:rFonts w:ascii="Times New Roman" w:eastAsia="Times New Roman" w:hAnsi="Times New Roman" w:cs="Times New Roman"/>
-          <w:lang w:eastAsia="ru-RU"/>
-        </w:rPr>
-        <w:fldChar w:fldCharType="begin"/>
-      </w:r>
-      <w:r>
-        <w:rPr>
-          <w:rFonts w:ascii="Times New Roman" w:eastAsia="Times New Roman" w:hAnsi="Times New Roman" w:cs="Times New Roman"/>
-          <w:lang w:eastAsia="ru-RU"/>
-        </w:rPr>
-        <w:instrText xml:space="preserve"> INCLUDEPICTURE "https://th.bing.com/th/id/OIG.uFaw5q21CvVZF2ZG62ve?w=1024&amp;h=1024&amp;rs=1&amp;pid=ImgDetMain" \* MERGEFORMATINET </w:instrText>
-      </w:r>
-      <w:r>
-        <w:rPr>
-          <w:rFonts w:ascii="Times New Roman" w:eastAsia="Times New Roman" w:hAnsi="Times New Roman" w:cs="Times New Roman"/>
-          <w:lang w:eastAsia="ru-RU"/>
-        </w:rPr>
-        <w:fldChar w:fldCharType="separate"/>
-      </w:r>
-      <w:r>
-        <w:rPr>
-          <w:rFonts w:ascii="Times New Roman" w:eastAsia="Times New Roman" w:hAnsi="Times New Roman" w:cs="Times New Roman"/>
-          <w:lang w:eastAsia="ru-RU"/>
-        </w:rPr>
-        <w:fldChar w:fldCharType="end"/>
-      </w:r>
-      <w:r>
-        <w:rPr>
-          <w:rFonts w:ascii="Times New Roman" w:eastAsia="Times New Roman" w:hAnsi="Times New Roman" w:cs="Times New Roman"/>
-          <w:lang w:eastAsia="ru-RU"/>
-        </w:rPr>
-        <w:fldChar w:fldCharType="begin"/>
-      </w:r>
-      <w:r>
-        <w:rPr>
-          <w:rFonts w:ascii="Times New Roman" w:eastAsia="Times New Roman" w:hAnsi="Times New Roman" w:cs="Times New Roman"/>
-          <w:lang w:eastAsia="ru-RU"/>
-        </w:rPr>
-        <w:instrText xml:space="preserve"> INCLUDEPICTURE "https://th.bing.com/th/id/OIG.jBc8QUUH2FIQcKp9oOm4?w=1024&amp;h=1024&amp;rs=1&amp;pid=ImgDetMain" \* MERGEFORMATINET </w:instrText>
-      </w:r>
-      <w:r>
-        <w:rPr>
-          <w:rFonts w:ascii="Times New Roman" w:eastAsia="Times New Roman" w:hAnsi="Times New Roman" w:cs="Times New Roman"/>
-          <w:lang w:eastAsia="ru-RU"/>
-        </w:rPr>
-        <w:fldChar w:fldCharType="separate"/>
-      </w:r>
-      <w:r>
-        <w:rPr>
-          <w:rFonts w:ascii="Times New Roman" w:eastAsia="Times New Roman" w:hAnsi="Times New Roman" w:cs="Times New Roman"/>
-          <w:lang w:eastAsia="ru-RU"/>
-        </w:rPr>
-        <w:fldChar w:fldCharType="end"/>
-      </w:r>
-    </w:p>
-    <w:p>
-      <w:pPr>
-        <w:rPr>
-          <w:rFonts w:ascii="Times New Roman" w:eastAsia="Times New Roman" w:hAnsi="Times New Roman" w:cs="Times New Roman"/>
-          <w:lang w:eastAsia="ru-RU"/>
         </w:rPr>
       </w:pPr>
     </w:p>
